--- a/LAB Logbook-Week10.docx
+++ b/LAB Logbook-Week10.docx
@@ -89,7 +89,7 @@
           <w:u w:val="single"/>
         </w:rPr>
         <w:drawing>
-          <wp:inline distT="0" distB="0" distL="0" distR="0" wp14:anchorId="2BE20B49" wp14:editId="243E18DA">
+          <wp:inline distT="0" distB="0" distL="0" distR="0" wp14:anchorId="2BE20B49" wp14:editId="34C34EAA">
             <wp:extent cx="6248400" cy="3450950"/>
             <wp:effectExtent l="0" t="0" r="0" b="0"/>
             <wp:docPr id="2023151310" name="Picture 1"/>
@@ -203,7 +203,7 @@
           <w:u w:val="single"/>
         </w:rPr>
         <w:drawing>
-          <wp:inline distT="0" distB="0" distL="0" distR="0" wp14:anchorId="06350185" wp14:editId="62A9B97F">
+          <wp:inline distT="0" distB="0" distL="0" distR="0" wp14:anchorId="06350185" wp14:editId="7B84E7F3">
             <wp:extent cx="5651500" cy="1551305"/>
             <wp:effectExtent l="0" t="0" r="6350" b="0"/>
             <wp:docPr id="1170356690" name="Picture 1"/>
@@ -292,7 +292,7 @@
           <w:u w:val="single"/>
         </w:rPr>
         <w:drawing>
-          <wp:inline distT="0" distB="0" distL="0" distR="0" wp14:anchorId="0F40982B" wp14:editId="68D230DF">
+          <wp:inline distT="0" distB="0" distL="0" distR="0" wp14:anchorId="0F40982B" wp14:editId="3E847B8F">
             <wp:extent cx="4296205" cy="3360903"/>
             <wp:effectExtent l="0" t="0" r="0" b="0"/>
             <wp:docPr id="1281948004" name="Picture 1"/>
@@ -551,7 +551,7 @@
           <w:u w:val="single"/>
         </w:rPr>
         <w:drawing>
-          <wp:inline distT="0" distB="0" distL="0" distR="0" wp14:anchorId="401AA7CD" wp14:editId="5D0A2249">
+          <wp:inline distT="0" distB="0" distL="0" distR="0" wp14:anchorId="401AA7CD" wp14:editId="493CDA03">
             <wp:extent cx="5731510" cy="3361055"/>
             <wp:effectExtent l="0" t="0" r="2540" b="0"/>
             <wp:docPr id="1318210337" name="Picture 2"/>
@@ -653,7 +653,7 @@
           <w:u w:val="single"/>
         </w:rPr>
         <w:drawing>
-          <wp:inline distT="0" distB="0" distL="0" distR="0" wp14:anchorId="098C7D5F" wp14:editId="5A5A80C0">
+          <wp:inline distT="0" distB="0" distL="0" distR="0" wp14:anchorId="098C7D5F" wp14:editId="593E61DA">
             <wp:extent cx="5731510" cy="897890"/>
             <wp:effectExtent l="0" t="0" r="2540" b="0"/>
             <wp:docPr id="1004599433" name="Picture 3"/>
@@ -767,7 +767,7 @@
         </w:rPr>
         <w:lastRenderedPageBreak/>
         <w:drawing>
-          <wp:inline distT="0" distB="0" distL="0" distR="0" wp14:anchorId="6F79C328" wp14:editId="46F25959">
+          <wp:inline distT="0" distB="0" distL="0" distR="0" wp14:anchorId="6F79C328" wp14:editId="7269A07A">
             <wp:extent cx="5731510" cy="1353185"/>
             <wp:effectExtent l="0" t="0" r="2540" b="0"/>
             <wp:docPr id="1997080636" name="Picture 5"/>
@@ -826,7 +826,7 @@
           <w:u w:val="single"/>
         </w:rPr>
         <w:drawing>
-          <wp:inline distT="0" distB="0" distL="0" distR="0" wp14:anchorId="27944A3E" wp14:editId="37295017">
+          <wp:inline distT="0" distB="0" distL="0" distR="0" wp14:anchorId="27944A3E" wp14:editId="34B081A0">
             <wp:extent cx="5731510" cy="3086100"/>
             <wp:effectExtent l="0" t="0" r="2540" b="0"/>
             <wp:docPr id="1858867038" name="Picture 1"/>
@@ -901,7 +901,7 @@
           <w:u w:val="single"/>
         </w:rPr>
         <w:drawing>
-          <wp:inline distT="0" distB="0" distL="0" distR="0" wp14:anchorId="7A160E6F" wp14:editId="68343D87">
+          <wp:inline distT="0" distB="0" distL="0" distR="0" wp14:anchorId="7A160E6F" wp14:editId="6E9DBEE0">
             <wp:extent cx="5731510" cy="523240"/>
             <wp:effectExtent l="0" t="0" r="2540" b="0"/>
             <wp:docPr id="1815172258" name="Picture 4"/>
@@ -987,7 +987,7 @@
         </w:rPr>
         <w:lastRenderedPageBreak/>
         <w:drawing>
-          <wp:inline distT="0" distB="0" distL="0" distR="0" wp14:anchorId="7258509D" wp14:editId="5F1CA008">
+          <wp:inline distT="0" distB="0" distL="0" distR="0" wp14:anchorId="7258509D" wp14:editId="5509A8CE">
             <wp:extent cx="5731510" cy="2928620"/>
             <wp:effectExtent l="0" t="0" r="2540" b="5080"/>
             <wp:docPr id="833866767" name="Picture 2"/>
@@ -1234,7 +1234,7 @@
           <w:u w:val="single"/>
         </w:rPr>
         <w:drawing>
-          <wp:inline distT="0" distB="0" distL="0" distR="0" wp14:anchorId="3CF6F220" wp14:editId="6FA66FD1">
+          <wp:inline distT="0" distB="0" distL="0" distR="0" wp14:anchorId="3CF6F220" wp14:editId="7AACDF91">
             <wp:extent cx="5731510" cy="2577465"/>
             <wp:effectExtent l="0" t="0" r="2540" b="0"/>
             <wp:docPr id="1881120441" name="Picture 5"/>
@@ -1709,7 +1709,7 @@
           <w:u w:val="single"/>
         </w:rPr>
         <w:drawing>
-          <wp:inline distT="0" distB="0" distL="0" distR="0" wp14:anchorId="3469CF65" wp14:editId="61C8CE7D">
+          <wp:inline distT="0" distB="0" distL="0" distR="0" wp14:anchorId="3469CF65" wp14:editId="0DEDE668">
             <wp:extent cx="5731510" cy="3477895"/>
             <wp:effectExtent l="0" t="0" r="2540" b="8255"/>
             <wp:docPr id="334465220" name="Picture 7"/>
@@ -1864,7 +1864,7 @@
           <w:u w:val="single"/>
         </w:rPr>
         <w:drawing>
-          <wp:inline distT="0" distB="0" distL="0" distR="0" wp14:anchorId="504FB4F3" wp14:editId="25D46F91">
+          <wp:inline distT="0" distB="0" distL="0" distR="0" wp14:anchorId="504FB4F3" wp14:editId="0088749A">
             <wp:extent cx="5731510" cy="1492250"/>
             <wp:effectExtent l="0" t="0" r="2540" b="0"/>
             <wp:docPr id="1020256026" name="Picture 1"/>
@@ -2198,7 +2198,7 @@
           <w:u w:val="single"/>
         </w:rPr>
         <w:drawing>
-          <wp:inline distT="0" distB="0" distL="0" distR="0" wp14:anchorId="4ED65197" wp14:editId="1BE11AF8">
+          <wp:inline distT="0" distB="0" distL="0" distR="0" wp14:anchorId="4ED65197" wp14:editId="03481CE0">
             <wp:extent cx="5731510" cy="3273425"/>
             <wp:effectExtent l="0" t="0" r="2540" b="3175"/>
             <wp:docPr id="1562483063" name="Picture 5"/>
@@ -2273,25 +2273,7 @@
           <w:szCs w:val="44"/>
           <w:u w:val="single"/>
         </w:rPr>
-        <w:t>VGG</w:t>
-      </w:r>
-      <w:proofErr w:type="gramStart"/>
-      <w:r>
-        <w:rPr>
-          <w:sz w:val="44"/>
-          <w:szCs w:val="44"/>
-          <w:u w:val="single"/>
-        </w:rPr>
-        <w:t>16:OptimalEpoch</w:t>
-      </w:r>
-      <w:proofErr w:type="gramEnd"/>
-      <w:r>
-        <w:rPr>
-          <w:sz w:val="44"/>
-          <w:szCs w:val="44"/>
-          <w:u w:val="single"/>
-        </w:rPr>
-        <w:t>-32</w:t>
+        <w:t>VGG16:OptimalEpoch-32</w:t>
       </w:r>
       <w:r>
         <w:rPr>
@@ -2412,25 +2394,7 @@
           <w:szCs w:val="44"/>
           <w:u w:val="single"/>
         </w:rPr>
-        <w:t>VGG</w:t>
-      </w:r>
-      <w:proofErr w:type="gramStart"/>
-      <w:r>
-        <w:rPr>
-          <w:sz w:val="44"/>
-          <w:szCs w:val="44"/>
-          <w:u w:val="single"/>
-        </w:rPr>
-        <w:t>19:OptimalEpoch</w:t>
-      </w:r>
-      <w:proofErr w:type="gramEnd"/>
-      <w:r>
-        <w:rPr>
-          <w:sz w:val="44"/>
-          <w:szCs w:val="44"/>
-          <w:u w:val="single"/>
-        </w:rPr>
-        <w:t>-32</w:t>
+        <w:t>VGG19:OptimalEpoch-32</w:t>
       </w:r>
     </w:p>
     <w:p>
@@ -2689,23 +2653,7 @@
           <w:sz w:val="44"/>
           <w:szCs w:val="44"/>
         </w:rPr>
-        <w:t xml:space="preserve">Performance </w:t>
-      </w:r>
-      <w:proofErr w:type="gramStart"/>
-      <w:r>
-        <w:rPr>
-          <w:sz w:val="44"/>
-          <w:szCs w:val="44"/>
-        </w:rPr>
-        <w:t>comparisons:VGG16,VGG</w:t>
-      </w:r>
-      <w:proofErr w:type="gramEnd"/>
-      <w:r>
-        <w:rPr>
-          <w:sz w:val="44"/>
-          <w:szCs w:val="44"/>
-        </w:rPr>
-        <w:t>19)</w:t>
+        <w:t>Performance comparisons:VGG16,VGG19)</w:t>
       </w:r>
     </w:p>
     <w:p>
@@ -4218,7 +4166,6 @@
           <w:u w:val="single"/>
         </w:rPr>
       </w:pPr>
-      <w:proofErr w:type="spellStart"/>
       <w:r>
         <w:rPr>
           <w:sz w:val="44"/>
@@ -4226,7 +4173,7 @@
           <w:u w:val="single"/>
         </w:rPr>
         <w:lastRenderedPageBreak/>
-        <w:t>Simple_Autoendode</w:t>
+        <w:t>endode</w:t>
       </w:r>
       <w:r>
         <w:rPr>
@@ -4236,9 +4183,9 @@
         </w:rPr>
         <w:t>r</w:t>
       </w:r>
-      <w:proofErr w:type="spellEnd"/>
-      <w:r>
-        <w:rPr>
+      <w:r>
+        <w:rPr>
+          <w:noProof/>
           <w:sz w:val="44"/>
           <w:szCs w:val="44"/>
           <w:u w:val="single"/>
@@ -4291,6 +4238,7 @@
       </w:pPr>
       <w:r>
         <w:rPr>
+          <w:noProof/>
           <w:sz w:val="44"/>
           <w:szCs w:val="44"/>
           <w:u w:val="single"/>
@@ -4344,6 +4292,7 @@
       </w:pPr>
       <w:r>
         <w:rPr>
+          <w:noProof/>
           <w:sz w:val="44"/>
           <w:szCs w:val="44"/>
           <w:u w:val="single"/>
@@ -4397,14 +4346,16 @@
       </w:pPr>
       <w:r>
         <w:rPr>
-          <w:sz w:val="44"/>
-          <w:szCs w:val="44"/>
-          <w:u w:val="single"/>
-        </w:rPr>
-        <w:drawing>
-          <wp:inline distT="0" distB="0" distL="0" distR="0" wp14:anchorId="19C4CC74" wp14:editId="2DE44A92">
-            <wp:extent cx="2686188" cy="4864350"/>
-            <wp:effectExtent l="0" t="0" r="0" b="0"/>
+          <w:noProof/>
+          <w:sz w:val="44"/>
+          <w:szCs w:val="44"/>
+          <w:u w:val="single"/>
+        </w:rPr>
+        <w:lastRenderedPageBreak/>
+        <w:drawing>
+          <wp:inline distT="0" distB="0" distL="0" distR="0" wp14:anchorId="19C4CC74" wp14:editId="1FFC0E06">
+            <wp:extent cx="2686050" cy="4932680"/>
+            <wp:effectExtent l="0" t="0" r="0" b="1270"/>
             <wp:docPr id="1298633418" name="Picture 1"/>
             <wp:cNvGraphicFramePr>
               <a:graphicFrameLocks xmlns:a="http://schemas.openxmlformats.org/drawingml/2006/main" noChangeAspect="1"/>
@@ -4425,49 +4376,49 @@
                   <pic:spPr>
                     <a:xfrm>
                       <a:off x="0" y="0"/>
-                      <a:ext cx="2686188" cy="4864350"/>
-                    </a:xfrm>
-                    <a:prstGeom prst="rect">
-                      <a:avLst/>
-                    </a:prstGeom>
-                  </pic:spPr>
-                </pic:pic>
-              </a:graphicData>
-            </a:graphic>
-          </wp:inline>
-        </w:drawing>
-      </w:r>
-    </w:p>
-    <w:p>
-      <w:pPr>
-        <w:jc w:val="both"/>
-        <w:rPr>
-          <w:sz w:val="44"/>
-          <w:szCs w:val="44"/>
-          <w:u w:val="single"/>
-        </w:rPr>
-      </w:pPr>
-      <w:r>
-        <w:rPr>
-          <w:sz w:val="44"/>
-          <w:szCs w:val="44"/>
-          <w:u w:val="single"/>
-        </w:rPr>
-        <w:lastRenderedPageBreak/>
-        <w:t>Week-10_CNN_autoencoder</w:t>
-      </w:r>
-    </w:p>
-    <w:p>
-      <w:pPr>
-        <w:jc w:val="both"/>
-        <w:rPr>
-          <w:sz w:val="44"/>
-          <w:szCs w:val="44"/>
-          <w:u w:val="single"/>
-        </w:rPr>
-      </w:pPr>
-      <w:r>
-        <w:rPr>
+                      <a:ext cx="2686188" cy="4932933"/>
+                    </a:xfrm>
+                    <a:prstGeom prst="rect">
+                      <a:avLst/>
+                    </a:prstGeom>
+                  </pic:spPr>
+                </pic:pic>
+              </a:graphicData>
+            </a:graphic>
+          </wp:inline>
+        </w:drawing>
+      </w:r>
+    </w:p>
+    <w:p>
+      <w:pPr>
+        <w:jc w:val="both"/>
+        <w:rPr>
+          <w:sz w:val="44"/>
+          <w:szCs w:val="44"/>
+          <w:u w:val="single"/>
+        </w:rPr>
+      </w:pPr>
+      <w:r>
+        <w:rPr>
+          <w:sz w:val="44"/>
+          <w:szCs w:val="44"/>
+          <w:u w:val="single"/>
+        </w:rPr>
+        <w:t>Week-10_CNN_encoder</w:t>
+      </w:r>
+    </w:p>
+    <w:p>
+      <w:pPr>
+        <w:jc w:val="both"/>
+        <w:rPr>
+          <w:sz w:val="44"/>
+          <w:szCs w:val="44"/>
+          <w:u w:val="single"/>
+        </w:rPr>
+      </w:pPr>
+      <w:r>
+        <w:rPr>
+          <w:noProof/>
           <w:sz w:val="44"/>
           <w:szCs w:val="44"/>
           <w:u w:val="single"/>
@@ -4525,18 +4476,18 @@
           <w:u w:val="single"/>
         </w:rPr>
         <w:drawing>
-          <wp:inline distT="0" distB="0" distL="0" distR="0" wp14:anchorId="6A84F545" wp14:editId="31BB115D">
-            <wp:extent cx="5731510" cy="869950"/>
-            <wp:effectExtent l="0" t="0" r="2540" b="6350"/>
-            <wp:docPr id="1258992354" name="Picture 1"/>
-            <wp:cNvGraphicFramePr>
-              <a:graphicFrameLocks xmlns:a="http://schemas.openxmlformats.org/drawingml/2006/main" noChangeAspect="1"/>
-            </wp:cNvGraphicFramePr>
-            <a:graphic xmlns:a="http://schemas.openxmlformats.org/drawingml/2006/main">
-              <a:graphicData uri="http://schemas.openxmlformats.org/drawingml/2006/picture">
-                <pic:pic xmlns:pic="http://schemas.openxmlformats.org/drawingml/2006/picture">
-                  <pic:nvPicPr>
-                    <pic:cNvPr id="1258992354" name=""/>
+          <wp:inline distT="0" distB="0" distL="0" distR="0" wp14:anchorId="41B7A9A1" wp14:editId="7A6B824E">
+            <wp:extent cx="5731510" cy="449580"/>
+            <wp:effectExtent l="0" t="0" r="2540" b="7620"/>
+            <wp:docPr id="1912598167" name="Picture 1"/>
+            <wp:cNvGraphicFramePr>
+              <a:graphicFrameLocks xmlns:a="http://schemas.openxmlformats.org/drawingml/2006/main" noChangeAspect="1"/>
+            </wp:cNvGraphicFramePr>
+            <a:graphic xmlns:a="http://schemas.openxmlformats.org/drawingml/2006/main">
+              <a:graphicData uri="http://schemas.openxmlformats.org/drawingml/2006/picture">
+                <pic:pic xmlns:pic="http://schemas.openxmlformats.org/drawingml/2006/picture">
+                  <pic:nvPicPr>
+                    <pic:cNvPr id="1912598167" name=""/>
                     <pic:cNvPicPr/>
                   </pic:nvPicPr>
                   <pic:blipFill>
@@ -4548,47 +4499,48 @@
                   <pic:spPr>
                     <a:xfrm>
                       <a:off x="0" y="0"/>
-                      <a:ext cx="5731510" cy="869950"/>
-                    </a:xfrm>
-                    <a:prstGeom prst="rect">
-                      <a:avLst/>
-                    </a:prstGeom>
-                  </pic:spPr>
-                </pic:pic>
-              </a:graphicData>
-            </a:graphic>
-          </wp:inline>
-        </w:drawing>
-      </w:r>
-    </w:p>
-    <w:p>
-      <w:pPr>
-        <w:jc w:val="both"/>
-        <w:rPr>
-          <w:sz w:val="44"/>
-          <w:szCs w:val="44"/>
-          <w:u w:val="single"/>
-        </w:rPr>
-      </w:pPr>
-      <w:r>
-        <w:rPr>
-          <w:sz w:val="44"/>
-          <w:szCs w:val="44"/>
-          <w:u w:val="single"/>
-        </w:rPr>
-        <w:drawing>
-          <wp:inline distT="0" distB="0" distL="0" distR="0" wp14:anchorId="0BF26F68" wp14:editId="08D2535B">
-            <wp:extent cx="5731510" cy="2746375"/>
-            <wp:effectExtent l="0" t="0" r="2540" b="0"/>
-            <wp:docPr id="1098676650" name="Picture 1"/>
-            <wp:cNvGraphicFramePr>
-              <a:graphicFrameLocks xmlns:a="http://schemas.openxmlformats.org/drawingml/2006/main" noChangeAspect="1"/>
-            </wp:cNvGraphicFramePr>
-            <a:graphic xmlns:a="http://schemas.openxmlformats.org/drawingml/2006/main">
-              <a:graphicData uri="http://schemas.openxmlformats.org/drawingml/2006/picture">
-                <pic:pic xmlns:pic="http://schemas.openxmlformats.org/drawingml/2006/picture">
-                  <pic:nvPicPr>
-                    <pic:cNvPr id="1098676650" name=""/>
+                      <a:ext cx="5731510" cy="449580"/>
+                    </a:xfrm>
+                    <a:prstGeom prst="rect">
+                      <a:avLst/>
+                    </a:prstGeom>
+                  </pic:spPr>
+                </pic:pic>
+              </a:graphicData>
+            </a:graphic>
+          </wp:inline>
+        </w:drawing>
+      </w:r>
+    </w:p>
+    <w:p>
+      <w:pPr>
+        <w:jc w:val="both"/>
+        <w:rPr>
+          <w:sz w:val="44"/>
+          <w:szCs w:val="44"/>
+          <w:u w:val="single"/>
+        </w:rPr>
+      </w:pPr>
+      <w:r>
+        <w:rPr>
+          <w:sz w:val="44"/>
+          <w:szCs w:val="44"/>
+          <w:u w:val="single"/>
+        </w:rPr>
+        <w:lastRenderedPageBreak/>
+        <w:drawing>
+          <wp:inline distT="0" distB="0" distL="0" distR="0" wp14:anchorId="7E647BBD" wp14:editId="3102DD99">
+            <wp:extent cx="3902635" cy="5015808"/>
+            <wp:effectExtent l="0" t="0" r="3175" b="0"/>
+            <wp:docPr id="156599305" name="Picture 1"/>
+            <wp:cNvGraphicFramePr>
+              <a:graphicFrameLocks xmlns:a="http://schemas.openxmlformats.org/drawingml/2006/main" noChangeAspect="1"/>
+            </wp:cNvGraphicFramePr>
+            <a:graphic xmlns:a="http://schemas.openxmlformats.org/drawingml/2006/main">
+              <a:graphicData uri="http://schemas.openxmlformats.org/drawingml/2006/picture">
+                <pic:pic xmlns:pic="http://schemas.openxmlformats.org/drawingml/2006/picture">
+                  <pic:nvPicPr>
+                    <pic:cNvPr id="156599305" name=""/>
                     <pic:cNvPicPr/>
                   </pic:nvPicPr>
                   <pic:blipFill>
@@ -4600,48 +4552,48 @@
                   <pic:spPr>
                     <a:xfrm>
                       <a:off x="0" y="0"/>
-                      <a:ext cx="5731510" cy="2746375"/>
-                    </a:xfrm>
-                    <a:prstGeom prst="rect">
-                      <a:avLst/>
-                    </a:prstGeom>
-                  </pic:spPr>
-                </pic:pic>
-              </a:graphicData>
-            </a:graphic>
-          </wp:inline>
-        </w:drawing>
-      </w:r>
-    </w:p>
-    <w:p>
-      <w:pPr>
-        <w:jc w:val="both"/>
-        <w:rPr>
-          <w:sz w:val="44"/>
-          <w:szCs w:val="44"/>
-          <w:u w:val="single"/>
-        </w:rPr>
-      </w:pPr>
-      <w:r>
-        <w:rPr>
-          <w:sz w:val="44"/>
-          <w:szCs w:val="44"/>
-          <w:u w:val="single"/>
-        </w:rPr>
-        <w:lastRenderedPageBreak/>
-        <w:drawing>
-          <wp:inline distT="0" distB="0" distL="0" distR="0" wp14:anchorId="7A976175" wp14:editId="7FAE23F3">
-            <wp:extent cx="5731510" cy="2782570"/>
+                      <a:ext cx="3913648" cy="5029962"/>
+                    </a:xfrm>
+                    <a:prstGeom prst="rect">
+                      <a:avLst/>
+                    </a:prstGeom>
+                  </pic:spPr>
+                </pic:pic>
+              </a:graphicData>
+            </a:graphic>
+          </wp:inline>
+        </w:drawing>
+      </w:r>
+    </w:p>
+    <w:p>
+      <w:pPr>
+        <w:jc w:val="both"/>
+        <w:rPr>
+          <w:sz w:val="44"/>
+          <w:szCs w:val="44"/>
+          <w:u w:val="single"/>
+        </w:rPr>
+      </w:pPr>
+      <w:r>
+        <w:rPr>
+          <w:noProof/>
+          <w:sz w:val="44"/>
+          <w:szCs w:val="44"/>
+          <w:u w:val="single"/>
+        </w:rPr>
+        <w:drawing>
+          <wp:inline distT="0" distB="0" distL="0" distR="0" wp14:anchorId="043FF1F6" wp14:editId="364D5A78">
+            <wp:extent cx="5731510" cy="2781300"/>
             <wp:effectExtent l="0" t="0" r="2540" b="0"/>
-            <wp:docPr id="884593830" name="Picture 1"/>
-            <wp:cNvGraphicFramePr>
-              <a:graphicFrameLocks xmlns:a="http://schemas.openxmlformats.org/drawingml/2006/main" noChangeAspect="1"/>
-            </wp:cNvGraphicFramePr>
-            <a:graphic xmlns:a="http://schemas.openxmlformats.org/drawingml/2006/main">
-              <a:graphicData uri="http://schemas.openxmlformats.org/drawingml/2006/picture">
-                <pic:pic xmlns:pic="http://schemas.openxmlformats.org/drawingml/2006/picture">
-                  <pic:nvPicPr>
-                    <pic:cNvPr id="884593830" name=""/>
+            <wp:docPr id="712199549" name="Picture 1"/>
+            <wp:cNvGraphicFramePr>
+              <a:graphicFrameLocks xmlns:a="http://schemas.openxmlformats.org/drawingml/2006/main" noChangeAspect="1"/>
+            </wp:cNvGraphicFramePr>
+            <a:graphic xmlns:a="http://schemas.openxmlformats.org/drawingml/2006/main">
+              <a:graphicData uri="http://schemas.openxmlformats.org/drawingml/2006/picture">
+                <pic:pic xmlns:pic="http://schemas.openxmlformats.org/drawingml/2006/picture">
+                  <pic:nvPicPr>
+                    <pic:cNvPr id="712199549" name=""/>
                     <pic:cNvPicPr/>
                   </pic:nvPicPr>
                   <pic:blipFill>
@@ -4653,30 +4605,90 @@
                   <pic:spPr>
                     <a:xfrm>
                       <a:off x="0" y="0"/>
-                      <a:ext cx="5731510" cy="2782570"/>
-                    </a:xfrm>
-                    <a:prstGeom prst="rect">
-                      <a:avLst/>
-                    </a:prstGeom>
-                  </pic:spPr>
-                </pic:pic>
-              </a:graphicData>
-            </a:graphic>
-          </wp:inline>
-        </w:drawing>
-      </w:r>
-    </w:p>
-    <w:p>
-      <w:pPr>
-        <w:jc w:val="both"/>
-        <w:rPr>
-          <w:sz w:val="44"/>
-          <w:szCs w:val="44"/>
-          <w:u w:val="single"/>
-        </w:rPr>
-      </w:pPr>
-      <w:r>
-        <w:rPr>
+                      <a:ext cx="5731510" cy="2781300"/>
+                    </a:xfrm>
+                    <a:prstGeom prst="rect">
+                      <a:avLst/>
+                    </a:prstGeom>
+                  </pic:spPr>
+                </pic:pic>
+              </a:graphicData>
+            </a:graphic>
+          </wp:inline>
+        </w:drawing>
+      </w:r>
+      <w:r>
+        <w:rPr>
+          <w:noProof/>
+        </w:rPr>
+        <w:t xml:space="preserve"> </w:t>
+      </w:r>
+    </w:p>
+    <w:p>
+      <w:pPr>
+        <w:jc w:val="both"/>
+        <w:rPr>
+          <w:sz w:val="44"/>
+          <w:szCs w:val="44"/>
+          <w:u w:val="single"/>
+        </w:rPr>
+      </w:pPr>
+      <w:r>
+        <w:rPr>
+          <w:sz w:val="44"/>
+          <w:szCs w:val="44"/>
+          <w:u w:val="single"/>
+        </w:rPr>
+        <w:lastRenderedPageBreak/>
+        <w:drawing>
+          <wp:inline distT="0" distB="0" distL="0" distR="0" wp14:anchorId="19A02B7F" wp14:editId="64527D55">
+            <wp:extent cx="5731510" cy="2703195"/>
+            <wp:effectExtent l="0" t="0" r="2540" b="1905"/>
+            <wp:docPr id="645042862" name="Picture 1"/>
+            <wp:cNvGraphicFramePr>
+              <a:graphicFrameLocks xmlns:a="http://schemas.openxmlformats.org/drawingml/2006/main" noChangeAspect="1"/>
+            </wp:cNvGraphicFramePr>
+            <a:graphic xmlns:a="http://schemas.openxmlformats.org/drawingml/2006/main">
+              <a:graphicData uri="http://schemas.openxmlformats.org/drawingml/2006/picture">
+                <pic:pic xmlns:pic="http://schemas.openxmlformats.org/drawingml/2006/picture">
+                  <pic:nvPicPr>
+                    <pic:cNvPr id="645042862" name=""/>
+                    <pic:cNvPicPr/>
+                  </pic:nvPicPr>
+                  <pic:blipFill>
+                    <a:blip r:embed="rId68"/>
+                    <a:stretch>
+                      <a:fillRect/>
+                    </a:stretch>
+                  </pic:blipFill>
+                  <pic:spPr>
+                    <a:xfrm>
+                      <a:off x="0" y="0"/>
+                      <a:ext cx="5731510" cy="2703195"/>
+                    </a:xfrm>
+                    <a:prstGeom prst="rect">
+                      <a:avLst/>
+                    </a:prstGeom>
+                  </pic:spPr>
+                </pic:pic>
+              </a:graphicData>
+            </a:graphic>
+          </wp:inline>
+        </w:drawing>
+      </w:r>
+    </w:p>
+    <w:p>
+      <w:pPr>
+        <w:jc w:val="both"/>
+        <w:rPr>
+          <w:sz w:val="44"/>
+          <w:szCs w:val="44"/>
+          <w:u w:val="single"/>
+        </w:rPr>
+      </w:pPr>
+      <w:r>
+        <w:rPr>
+          <w:noProof/>
           <w:sz w:val="44"/>
           <w:szCs w:val="44"/>
           <w:u w:val="single"/>
@@ -4697,7 +4709,7 @@
                     <pic:cNvPicPr/>
                   </pic:nvPicPr>
                   <pic:blipFill>
-                    <a:blip r:embed="rId68"/>
+                    <a:blip r:embed="rId69"/>
                     <a:stretch>
                       <a:fillRect/>
                     </a:stretch>
